--- a/ergebnisse/kaffee/fertig/Kaffee_Loesung_Tutorium5_2026-10-31.docx
+++ b/ergebnisse/kaffee/fertig/Kaffee_Loesung_Tutorium5_2026-10-31.docx
@@ -14372,7 +14372,7 @@
               <w:jc w:val="left"/>
             </w:pPr>
             <w:r>
-              <w:t xml:space="preserve">Simulation (10 bis 15 min): Die Studierenden verändern die Parameter selbst und prüfen ihre Erklärungen aus d) bis g); zum Schluss kurze Zusammenfassung. Frage 3 der Sammlung zu Tutorium 5 (Biot) als Hausaufgabe</w:t>
+              <w:t xml:space="preserve">Simulation (10 bis 15 min, Fragen unten): Die Studierenden verändern die Parameter selbst, tragen ihre Messwerte ein und prüfen ihre Erklärungen aus d) bis g); zum Schluss kurze Zusammenfassung. Frage 3 der Sammlung zu Tutorium 5 (Biot) als Hausaufgabe</w:t>
             </w:r>
           </w:p>
         </w:tc>
@@ -15660,6 +15660,109 @@
       </w:r>
       <w:r>
         <w:t xml:space="preserve">mit sinkender Temperatur kleiner wird (Verdunstung). Das ist die Grenze des Modells, kein Messfehler.</w:t>
+      </w:r>
+    </w:p>
+    <w:p>
+      <w:pPr>
+        <w:numPr>
+          <w:ilvl w:val="0"/>
+          <w:numId w:val="1004"/>
+        </w:numPr>
+        <w:pStyle w:val="Compact"/>
+      </w:pPr>
+      <w:r>
+        <w:rPr>
+          <w:iCs/>
+          <w:i/>
+        </w:rPr>
+        <w:t xml:space="preserve">Simulation (dritte Ebene):</w:t>
+      </w:r>
+      <w:r>
+        <w:t xml:space="preserve"> </w:t>
+      </w:r>
+      <w:r>
+        <w:t xml:space="preserve">Datei Kaffee_Simulation.html, vorab an die Studierenden verteilen; sie läuft ohne Installation und ohne Internet im Browser auf Handy und Laptop und rechnet mit demselben Modell wie diese Lösung. Die Messwerte aus dem Versuch werden dort eingetragen und erscheinen im Diagramm. Die Fragen sagen selbst, wann die Standardwerte zu laden sind. Fragen zum Ausprobieren mit Erwartung: (1)</w:t>
+      </w:r>
+      <w:r>
+        <w:t xml:space="preserve"> </w:t>
+      </w:r>
+      <w:r>
+        <w:rPr>
+          <w:iCs/>
+          <w:i/>
+        </w:rPr>
+        <w:t xml:space="preserve">Zeitpunkt:</w:t>
+      </w:r>
+      <w:r>
+        <w:t xml:space="preserve"> </w:t>
+      </w:r>
+      <w:r>
+        <w:t xml:space="preserve">Der Unterschied ist ungefähr bei Zugabe nach 56 min am größten (3,86 K; wegen der Rundung zeigt das Werkzeug denselben Wert von etwa 53 bis 59 min), genau am Schnittpunkt: Solange der schwarze Kaffee wärmer ist als Tasse 1, gibt er mehr Wärme ab, und der Unterschied wächst. Nach dem Schnitt ist der schwarze Kaffee vor der Zugabe kühler als Tasse 1 und gibt weniger Wärme ab, der Unterschied wird kleiner. Er geht aber nicht gegen null: Die beiden Abkühlkurven nähern sich vor der Zugabe der Raumtemperatur, und die frische kalte Milch senkt Tasse 2 beim Mischen erneut (bei sehr später Zugabe 20 °C gegenüber 18,09 °C, also 1,91 K). (2)</w:t>
+      </w:r>
+      <w:r>
+        <w:t xml:space="preserve"> </w:t>
+      </w:r>
+      <w:r>
+        <w:rPr>
+          <w:iCs/>
+          <w:i/>
+        </w:rPr>
+        <w:t xml:space="preserve">Milchtemperatur:</w:t>
+      </w:r>
+      <w:r>
+        <w:t xml:space="preserve"> </w:t>
+      </w:r>
+      <w:r>
+        <w:t xml:space="preserve">ungefähr gleich warm bei 47,0 °C nach 60 min (Zusatzfrage (1)); der Regler rastet in Schritten von 0,5 K. Der Wert hängt vom Zeitpunkt ab, 60,9 °C nach 30 min und 37,3 °C nach 90 min. (3)</w:t>
+      </w:r>
+      <w:r>
+        <w:t xml:space="preserve"> </w:t>
+      </w:r>
+      <w:r>
+        <w:rPr>
+          <w:iCs/>
+          <w:i/>
+        </w:rPr>
+        <w:t xml:space="preserve">Becher</w:t>
+      </w:r>
+      <w:r>
+        <w:t xml:space="preserve"> </w:t>
+      </w:r>
+      <w:r>
+        <w:t xml:space="preserve">(nach Laden der Standardwerte): Der Unterschied sinkt von 3,85 auf 3,08 K; die abgegebene Wärme steigt (46,60 und 50,34 kJ statt 34,88 und 38,57 kJ), weil der Becher mit abkühlt; Tasse 1 bleibt wärmer. (4)</w:t>
+      </w:r>
+      <w:r>
+        <w:t xml:space="preserve"> </w:t>
+      </w:r>
+      <w:r>
+        <w:rPr>
+          <w:iCs/>
+          <w:i/>
+        </w:rPr>
+        <w:t xml:space="preserve">Versuch</w:t>
+      </w:r>
+      <w:r>
+        <w:t xml:space="preserve"> </w:t>
+      </w:r>
+      <w:r>
+        <w:t xml:space="preserve">(braucht die Messwerte aus dem Versuch): Die Messpunkte liegen meist einige Kelvin über den Kurven, weil</w:t>
+      </w:r>
+      <w:r>
+        <w:t xml:space="preserve"> </w:t>
+      </w:r>
+      <m:oMath>
+        <m:r>
+          <m:t>k</m:t>
+        </m:r>
+        <m:r>
+          <m:t>A</m:t>
+        </m:r>
+      </m:oMath>
+      <w:r>
+        <w:t xml:space="preserve"> </w:t>
+      </w:r>
+      <w:r>
+        <w:t xml:space="preserve">mit sinkender Temperatur kleiner wird (Verdunstung); der Unterschied zwischen Becher 1 und 2 passt meist besser als die Einzelwerte.</w:t>
       </w:r>
     </w:p>
     <w:p>
